--- a/backend/word_templates/自有资金/机械租赁/邀请询比/7.供应商资格审核表.docx
+++ b/backend/word_templates/自有资金/机械租赁/邀请询比/7.供应商资格审核表.docx
@@ -202,7 +202,7 @@
               <w:rPr>
                 <w:rFonts w:hint="eastAsia" w:ascii="仿宋_GB2312" w:eastAsia="仿宋_GB2312" w:cs="AdobeSongStd-Light"/>
                 <w:b/>
-                <w:color w:val="auto"/>
+                <w:color w:val="0000FF"/>
                 <w:kern w:val="0"/>
                 <w:sz w:val="24"/>
                 <w:highlight w:val="none"/>
@@ -273,7 +273,7 @@
                 <w:rFonts w:hint="eastAsia" w:ascii="仿宋_GB2312" w:eastAsia="仿宋_GB2312" w:cs="AdobeSongStd-Light"/>
                 <w:b w:val="0"/>
                 <w:bCs/>
-                <w:color w:val="auto"/>
+                <w:color w:val="0000FF"/>
                 <w:kern w:val="0"/>
                 <w:sz w:val="24"/>
                 <w:highlight w:val="none"/>
@@ -390,7 +390,7 @@
             <w:r>
               <w:rPr>
                 <w:rFonts w:hint="eastAsia" w:ascii="仿宋_GB2312" w:hAnsi="宋体" w:eastAsia="仿宋_GB2312" w:cs="宋体"/>
-                <w:color w:val="auto"/>
+                <w:color w:val="0000FF"/>
                 <w:kern w:val="0"/>
                 <w:sz w:val="24"/>
                 <w:highlight w:val="none"/>
@@ -494,7 +494,7 @@
               <w:jc w:val="center"/>
               <w:rPr>
                 <w:rFonts w:hint="default" w:ascii="仿宋_GB2312" w:hAnsi="宋体" w:eastAsia="仿宋_GB2312" w:cs="宋体"/>
-                <w:color w:val="auto"/>
+                <w:color w:val="0000FF"/>
                 <w:kern w:val="0"/>
                 <w:sz w:val="24"/>
                 <w:highlight w:val="none"/>
@@ -504,7 +504,7 @@
             <w:r>
               <w:rPr>
                 <w:rFonts w:hint="eastAsia" w:ascii="仿宋_GB2312" w:hAnsi="宋体" w:eastAsia="仿宋_GB2312" w:cs="宋体"/>
-                <w:color w:val="auto"/>
+                <w:color w:val="0000FF"/>
                 <w:kern w:val="0"/>
                 <w:sz w:val="24"/>
                 <w:highlight w:val="none"/>
@@ -529,7 +529,7 @@
               <w:jc w:val="center"/>
               <w:rPr>
                 <w:rFonts w:hint="default" w:ascii="仿宋_GB2312" w:hAnsi="宋体" w:eastAsia="仿宋_GB2312" w:cs="宋体"/>
-                <w:color w:val="auto"/>
+                <w:color w:val="0000FF"/>
                 <w:kern w:val="0"/>
                 <w:sz w:val="24"/>
                 <w:highlight w:val="none"/>
@@ -539,7 +539,7 @@
             <w:r>
               <w:rPr>
                 <w:rFonts w:hint="eastAsia" w:ascii="仿宋_GB2312" w:hAnsi="宋体" w:eastAsia="仿宋_GB2312" w:cs="宋体"/>
-                <w:color w:val="auto"/>
+                <w:color w:val="0000FF"/>
                 <w:kern w:val="0"/>
                 <w:sz w:val="24"/>
                 <w:highlight w:val="none"/>
@@ -2961,7 +2961,7 @@
               <w:rPr>
                 <w:rFonts w:hint="eastAsia" w:ascii="仿宋_GB2312" w:eastAsia="仿宋_GB2312" w:cs="AdobeSongStd-Light"/>
                 <w:b/>
-                <w:color w:val="auto"/>
+                <w:color w:val="0000FF"/>
                 <w:kern w:val="0"/>
                 <w:sz w:val="24"/>
                 <w:highlight w:val="none"/>
@@ -3033,7 +3033,7 @@
                 <w:rFonts w:hint="eastAsia" w:ascii="仿宋_GB2312" w:eastAsia="仿宋_GB2312" w:cs="AdobeSongStd-Light"/>
                 <w:b w:val="0"/>
                 <w:bCs/>
-                <w:color w:val="auto"/>
+                <w:color w:val="0000FF"/>
                 <w:kern w:val="0"/>
                 <w:sz w:val="24"/>
                 <w:highlight w:val="none"/>
@@ -3140,7 +3140,7 @@
               <w:rPr>
                 <w:rFonts w:hint="default" w:ascii="仿宋_GB2312" w:eastAsia="仿宋_GB2312" w:cs="AdobeSongStd-Light"/>
                 <w:b/>
-                <w:color w:val="auto"/>
+                <w:color w:val="0000FF"/>
                 <w:kern w:val="0"/>
                 <w:sz w:val="24"/>
                 <w:highlight w:val="none"/>
@@ -3150,7 +3150,7 @@
             <w:r>
               <w:rPr>
                 <w:rFonts w:hint="eastAsia" w:ascii="仿宋_GB2312" w:hAnsi="宋体" w:eastAsia="仿宋_GB2312" w:cs="宋体"/>
-                <w:color w:val="auto"/>
+                <w:color w:val="0000FF"/>
                 <w:kern w:val="0"/>
                 <w:sz w:val="24"/>
                 <w:highlight w:val="none"/>
@@ -3254,7 +3254,7 @@
               <w:jc w:val="center"/>
               <w:rPr>
                 <w:rFonts w:hint="default" w:ascii="仿宋_GB2312" w:hAnsi="宋体" w:eastAsia="仿宋_GB2312" w:cs="宋体"/>
-                <w:color w:val="auto"/>
+                <w:color w:val="0000FF"/>
                 <w:kern w:val="0"/>
                 <w:sz w:val="24"/>
                 <w:highlight w:val="none"/>
@@ -3264,7 +3264,7 @@
             <w:r>
               <w:rPr>
                 <w:rFonts w:hint="eastAsia" w:ascii="仿宋_GB2312" w:hAnsi="宋体" w:eastAsia="仿宋_GB2312" w:cs="宋体"/>
-                <w:color w:val="auto"/>
+                <w:color w:val="0000FF"/>
                 <w:kern w:val="0"/>
                 <w:sz w:val="24"/>
                 <w:highlight w:val="none"/>
@@ -3289,7 +3289,7 @@
               <w:jc w:val="center"/>
               <w:rPr>
                 <w:rFonts w:hint="default" w:ascii="仿宋_GB2312" w:hAnsi="宋体" w:eastAsia="仿宋_GB2312" w:cs="宋体"/>
-                <w:color w:val="auto"/>
+                <w:color w:val="0000FF"/>
                 <w:kern w:val="0"/>
                 <w:sz w:val="24"/>
                 <w:highlight w:val="none"/>
@@ -3299,7 +3299,7 @@
             <w:r>
               <w:rPr>
                 <w:rFonts w:hint="eastAsia" w:ascii="仿宋_GB2312" w:hAnsi="宋体" w:eastAsia="仿宋_GB2312" w:cs="宋体"/>
-                <w:color w:val="auto"/>
+                <w:color w:val="0000FF"/>
                 <w:kern w:val="0"/>
                 <w:sz w:val="24"/>
                 <w:highlight w:val="none"/>
@@ -5623,7 +5623,7 @@
               <w:rPr>
                 <w:rFonts w:hint="eastAsia" w:ascii="仿宋_GB2312" w:eastAsia="仿宋_GB2312" w:cs="AdobeSongStd-Light"/>
                 <w:b/>
-                <w:color w:val="auto"/>
+                <w:color w:val="0000FF"/>
                 <w:kern w:val="0"/>
                 <w:sz w:val="24"/>
                 <w:highlight w:val="none"/>
@@ -5684,20 +5684,18 @@
               <w:rPr>
                 <w:rFonts w:ascii="仿宋_GB2312" w:eastAsia="仿宋_GB2312" w:cs="AdobeSongStd-Light"/>
                 <w:b/>
-                <w:color w:val="auto"/>
-                <w:kern w:val="0"/>
-                <w:sz w:val="24"/>
-                <w:highlight w:val="none"/>
-              </w:rPr>
-            </w:pPr>
-            <w:bookmarkStart w:id="0" w:name="_GoBack"/>
-            <w:bookmarkEnd w:id="0"/>
+                <w:color w:val="0000FF"/>
+                <w:kern w:val="0"/>
+                <w:sz w:val="24"/>
+                <w:highlight w:val="none"/>
+              </w:rPr>
+            </w:pPr>
             <w:r>
               <w:rPr>
                 <w:rFonts w:hint="eastAsia" w:ascii="仿宋_GB2312" w:eastAsia="仿宋_GB2312" w:cs="AdobeSongStd-Light"/>
                 <w:b w:val="0"/>
                 <w:bCs/>
-                <w:color w:val="auto"/>
+                <w:color w:val="0000FF"/>
                 <w:kern w:val="0"/>
                 <w:sz w:val="24"/>
                 <w:highlight w:val="none"/>
@@ -5804,7 +5802,7 @@
               <w:rPr>
                 <w:rFonts w:hint="default" w:ascii="仿宋_GB2312" w:eastAsia="仿宋_GB2312" w:cs="AdobeSongStd-Light"/>
                 <w:b/>
-                <w:color w:val="auto"/>
+                <w:color w:val="0000FF"/>
                 <w:kern w:val="0"/>
                 <w:sz w:val="24"/>
                 <w:highlight w:val="none"/>
@@ -5814,7 +5812,7 @@
             <w:r>
               <w:rPr>
                 <w:rFonts w:hint="eastAsia" w:ascii="仿宋_GB2312" w:hAnsi="宋体" w:eastAsia="仿宋_GB2312" w:cs="宋体"/>
-                <w:color w:val="auto"/>
+                <w:color w:val="0000FF"/>
                 <w:kern w:val="0"/>
                 <w:sz w:val="24"/>
                 <w:highlight w:val="none"/>
@@ -5918,7 +5916,7 @@
               <w:jc w:val="center"/>
               <w:rPr>
                 <w:rFonts w:hint="default" w:ascii="仿宋_GB2312" w:hAnsi="宋体" w:eastAsia="仿宋_GB2312" w:cs="宋体"/>
-                <w:color w:val="auto"/>
+                <w:color w:val="0000FF"/>
                 <w:kern w:val="0"/>
                 <w:sz w:val="24"/>
                 <w:highlight w:val="none"/>
@@ -5928,7 +5926,7 @@
             <w:r>
               <w:rPr>
                 <w:rFonts w:hint="eastAsia" w:ascii="仿宋_GB2312" w:hAnsi="宋体" w:eastAsia="仿宋_GB2312" w:cs="宋体"/>
-                <w:color w:val="auto"/>
+                <w:color w:val="0000FF"/>
                 <w:kern w:val="0"/>
                 <w:sz w:val="24"/>
                 <w:highlight w:val="none"/>
@@ -5953,7 +5951,7 @@
               <w:jc w:val="center"/>
               <w:rPr>
                 <w:rFonts w:hint="default" w:ascii="仿宋_GB2312" w:hAnsi="宋体" w:eastAsia="仿宋_GB2312" w:cs="宋体"/>
-                <w:color w:val="auto"/>
+                <w:color w:val="0000FF"/>
                 <w:kern w:val="0"/>
                 <w:sz w:val="24"/>
                 <w:highlight w:val="none"/>
@@ -5963,7 +5961,7 @@
             <w:r>
               <w:rPr>
                 <w:rFonts w:hint="eastAsia" w:ascii="仿宋_GB2312" w:hAnsi="宋体" w:eastAsia="仿宋_GB2312" w:cs="宋体"/>
-                <w:color w:val="auto"/>
+                <w:color w:val="0000FF"/>
                 <w:kern w:val="0"/>
                 <w:sz w:val="24"/>
                 <w:highlight w:val="none"/>
@@ -7062,7 +7060,18 @@
                 <w:szCs w:val="21"/>
                 <w:highlight w:val="none"/>
               </w:rPr>
-              <w:t>未有“被最高人民法院在“国家企业信用信息公示系统”网站或各级信用信息共享平台中列入失信被执行人名单”的情况。</w:t>
+              <w:t>未有“被最高人民法院在“国家企业信用信息公示系统”网站</w:t>
+            </w:r>
+            <w:bookmarkStart w:id="0" w:name="_GoBack"/>
+            <w:bookmarkEnd w:id="0"/>
+            <w:r>
+              <w:rPr>
+                <w:rFonts w:hint="eastAsia" w:ascii="仿宋_GB2312" w:hAnsi="仿宋" w:eastAsia="仿宋_GB2312" w:cs="宋体"/>
+                <w:color w:val="auto"/>
+                <w:szCs w:val="21"/>
+                <w:highlight w:val="none"/>
+              </w:rPr>
+              <w:t>或各级信用信息共享平台中列入失信被执行人名单”的情况。</w:t>
             </w:r>
             <w:r>
               <w:rPr>
